--- a/templates/ordre_mission_template_agent_5_lignes.docx
+++ b/templates/ordre_mission_template_agent_5_lignes.docx
@@ -2983,22 +2983,11 @@
             </w:pPr>
             <w:r>
               <w:rPr>
-                <w:rFonts w:eastAsia="Courier New" w:cs="Courier New" w:ascii="Liberation Serif" w:hAnsi="Liberation Serif"/>
-                <w:b w:val="false"/>
-                <w:bCs w:val="false"/>
-                <w:i w:val="false"/>
-                <w:iCs w:val="false"/>
-                <w:caps w:val="false"/>
-                <w:smallCaps w:val="false"/>
-                <w:strike w:val="false"/>
-                <w:dstrike w:val="false"/>
-                <w:outline w:val="false"/>
-                <w:shadow w:val="false"/>
+                <w:rFonts w:eastAsia="Courier New" w:cs="Courier New" w:ascii="arial" w:hAnsi="arial"/>
                 <w:color w:val="000000"/>
                 <w:kern w:val="0"/>
-                <w:sz w:val="24"/>
-                <w:szCs w:val="24"/>
-                <w:u w:val="none"/>
+                <w:sz w:val="20"/>
+                <w:szCs w:val="20"/>
                 <w:lang w:val="fr-FR" w:eastAsia="fr-FR" w:bidi="fr-FR"/>
               </w:rPr>
             </w:r>
@@ -3127,22 +3116,11 @@
             </w:pPr>
             <w:r>
               <w:rPr>
-                <w:rFonts w:eastAsia="Courier New" w:cs="Courier New" w:ascii="Liberation Serif" w:hAnsi="Liberation Serif"/>
-                <w:b w:val="false"/>
-                <w:bCs w:val="false"/>
-                <w:i w:val="false"/>
-                <w:iCs w:val="false"/>
-                <w:caps w:val="false"/>
-                <w:smallCaps w:val="false"/>
-                <w:strike w:val="false"/>
-                <w:dstrike w:val="false"/>
-                <w:outline w:val="false"/>
-                <w:shadow w:val="false"/>
+                <w:rFonts w:eastAsia="Courier New" w:cs="Courier New" w:ascii="arial" w:hAnsi="arial"/>
                 <w:color w:val="000000"/>
                 <w:kern w:val="0"/>
-                <w:sz w:val="24"/>
-                <w:szCs w:val="24"/>
-                <w:u w:val="none"/>
+                <w:sz w:val="20"/>
+                <w:szCs w:val="20"/>
                 <w:lang w:val="fr-FR" w:eastAsia="fr-FR" w:bidi="fr-FR"/>
               </w:rPr>
             </w:r>
@@ -3526,35 +3504,7 @@
                 <w:szCs w:val="20"/>
                 <w:lang w:val="fr-FR" w:eastAsia="fr-FR" w:bidi="fr-FR"/>
               </w:rPr>
-              <w:t>{{aller_</w:t>
-            </w:r>
-            <w:r>
-              <w:rPr>
-                <w:rStyle w:val="Autres"/>
-                <w:rFonts w:eastAsia="Courier New" w:cs="Courier New" w:ascii="arial" w:hAnsi="arial"/>
-                <w:outline w:val="false"/>
-                <w:shadow w:val="false"/>
-                <w:color w:val="000000"/>
-                <w:kern w:val="0"/>
-                <w:sz w:val="20"/>
-                <w:szCs w:val="20"/>
-                <w:lang w:val="fr-FR" w:eastAsia="fr-FR" w:bidi="fr-FR"/>
-              </w:rPr>
-              <w:t>4</w:t>
-            </w:r>
-            <w:r>
-              <w:rPr>
-                <w:rStyle w:val="Autres"/>
-                <w:rFonts w:eastAsia="Courier New" w:cs="Courier New" w:ascii="arial" w:hAnsi="arial"/>
-                <w:outline w:val="false"/>
-                <w:shadow w:val="false"/>
-                <w:color w:val="000000"/>
-                <w:kern w:val="0"/>
-                <w:sz w:val="20"/>
-                <w:szCs w:val="20"/>
-                <w:lang w:val="fr-FR" w:eastAsia="fr-FR" w:bidi="fr-FR"/>
-              </w:rPr>
-              <w:t>_depart_ville}}</w:t>
+              <w:t>{{aller_4_depart_ville}}</w:t>
             </w:r>
           </w:p>
         </w:tc>
@@ -3607,35 +3557,7 @@
                 <w:szCs w:val="20"/>
                 <w:lang w:val="fr-FR" w:eastAsia="fr-FR" w:bidi="fr-FR"/>
               </w:rPr>
-              <w:t>{{aller_</w:t>
-            </w:r>
-            <w:r>
-              <w:rPr>
-                <w:rStyle w:val="Autres"/>
-                <w:rFonts w:eastAsia="Courier New" w:cs="Courier New" w:ascii="arial" w:hAnsi="arial"/>
-                <w:outline w:val="false"/>
-                <w:shadow w:val="false"/>
-                <w:color w:val="000000"/>
-                <w:kern w:val="0"/>
-                <w:sz w:val="20"/>
-                <w:szCs w:val="20"/>
-                <w:lang w:val="fr-FR" w:eastAsia="fr-FR" w:bidi="fr-FR"/>
-              </w:rPr>
-              <w:t>4</w:t>
-            </w:r>
-            <w:r>
-              <w:rPr>
-                <w:rStyle w:val="Autres"/>
-                <w:rFonts w:eastAsia="Courier New" w:cs="Courier New" w:ascii="arial" w:hAnsi="arial"/>
-                <w:outline w:val="false"/>
-                <w:shadow w:val="false"/>
-                <w:color w:val="000000"/>
-                <w:kern w:val="0"/>
-                <w:sz w:val="20"/>
-                <w:szCs w:val="20"/>
-                <w:lang w:val="fr-FR" w:eastAsia="fr-FR" w:bidi="fr-FR"/>
-              </w:rPr>
-              <w:t>_date_depart}}</w:t>
+              <w:t>{{aller_4_date_depart}}</w:t>
             </w:r>
           </w:p>
         </w:tc>
@@ -3688,35 +3610,7 @@
                 <w:szCs w:val="20"/>
                 <w:lang w:val="fr-FR" w:eastAsia="fr-FR" w:bidi="fr-FR"/>
               </w:rPr>
-              <w:t>{{aller_</w:t>
-            </w:r>
-            <w:r>
-              <w:rPr>
-                <w:rStyle w:val="Autres"/>
-                <w:rFonts w:eastAsia="Courier New" w:cs="Courier New" w:ascii="arial" w:hAnsi="arial"/>
-                <w:outline w:val="false"/>
-                <w:shadow w:val="false"/>
-                <w:color w:val="000000"/>
-                <w:kern w:val="0"/>
-                <w:sz w:val="20"/>
-                <w:szCs w:val="20"/>
-                <w:lang w:val="fr-FR" w:eastAsia="fr-FR" w:bidi="fr-FR"/>
-              </w:rPr>
-              <w:t>4</w:t>
-            </w:r>
-            <w:r>
-              <w:rPr>
-                <w:rStyle w:val="Autres"/>
-                <w:rFonts w:eastAsia="Courier New" w:cs="Courier New" w:ascii="arial" w:hAnsi="arial"/>
-                <w:outline w:val="false"/>
-                <w:shadow w:val="false"/>
-                <w:color w:val="000000"/>
-                <w:kern w:val="0"/>
-                <w:sz w:val="20"/>
-                <w:szCs w:val="20"/>
-                <w:lang w:val="fr-FR" w:eastAsia="fr-FR" w:bidi="fr-FR"/>
-              </w:rPr>
-              <w:t>_heure_depart}}</w:t>
+              <w:t>{{aller_4_heure_depart}}</w:t>
             </w:r>
           </w:p>
         </w:tc>
@@ -3769,35 +3663,7 @@
                 <w:szCs w:val="20"/>
                 <w:lang w:val="fr-FR" w:eastAsia="fr-FR" w:bidi="fr-FR"/>
               </w:rPr>
-              <w:t>{{aller_</w:t>
-            </w:r>
-            <w:r>
-              <w:rPr>
-                <w:rStyle w:val="Autres"/>
-                <w:rFonts w:eastAsia="Courier New" w:cs="Courier New" w:ascii="arial" w:hAnsi="arial"/>
-                <w:outline w:val="false"/>
-                <w:shadow w:val="false"/>
-                <w:color w:val="000000"/>
-                <w:kern w:val="0"/>
-                <w:sz w:val="20"/>
-                <w:szCs w:val="20"/>
-                <w:lang w:val="fr-FR" w:eastAsia="fr-FR" w:bidi="fr-FR"/>
-              </w:rPr>
-              <w:t>4</w:t>
-            </w:r>
-            <w:r>
-              <w:rPr>
-                <w:rStyle w:val="Autres"/>
-                <w:rFonts w:eastAsia="Courier New" w:cs="Courier New" w:ascii="arial" w:hAnsi="arial"/>
-                <w:outline w:val="false"/>
-                <w:shadow w:val="false"/>
-                <w:color w:val="000000"/>
-                <w:kern w:val="0"/>
-                <w:sz w:val="20"/>
-                <w:szCs w:val="20"/>
-                <w:lang w:val="fr-FR" w:eastAsia="fr-FR" w:bidi="fr-FR"/>
-              </w:rPr>
-              <w:t>_arrivee_ville}}</w:t>
+              <w:t>{{aller_4_arrivee_ville}}</w:t>
             </w:r>
           </w:p>
         </w:tc>
@@ -3850,35 +3716,7 @@
                 <w:szCs w:val="20"/>
                 <w:lang w:val="fr-FR" w:eastAsia="fr-FR" w:bidi="fr-FR"/>
               </w:rPr>
-              <w:t>{{aller_</w:t>
-            </w:r>
-            <w:r>
-              <w:rPr>
-                <w:rStyle w:val="Autres"/>
-                <w:rFonts w:eastAsia="Courier New" w:cs="Courier New" w:ascii="arial" w:hAnsi="arial"/>
-                <w:outline w:val="false"/>
-                <w:shadow w:val="false"/>
-                <w:color w:val="000000"/>
-                <w:kern w:val="0"/>
-                <w:sz w:val="20"/>
-                <w:szCs w:val="20"/>
-                <w:lang w:val="fr-FR" w:eastAsia="fr-FR" w:bidi="fr-FR"/>
-              </w:rPr>
-              <w:t>4</w:t>
-            </w:r>
-            <w:r>
-              <w:rPr>
-                <w:rStyle w:val="Autres"/>
-                <w:rFonts w:eastAsia="Courier New" w:cs="Courier New" w:ascii="arial" w:hAnsi="arial"/>
-                <w:outline w:val="false"/>
-                <w:shadow w:val="false"/>
-                <w:color w:val="000000"/>
-                <w:kern w:val="0"/>
-                <w:sz w:val="20"/>
-                <w:szCs w:val="20"/>
-                <w:lang w:val="fr-FR" w:eastAsia="fr-FR" w:bidi="fr-FR"/>
-              </w:rPr>
-              <w:t>_date_arrivee}}</w:t>
+              <w:t>{{aller_4_date_arrivee}}</w:t>
             </w:r>
           </w:p>
         </w:tc>
@@ -3932,35 +3770,7 @@
                 <w:szCs w:val="20"/>
                 <w:lang w:val="fr-FR" w:eastAsia="fr-FR" w:bidi="fr-FR"/>
               </w:rPr>
-              <w:t>{{aller_</w:t>
-            </w:r>
-            <w:r>
-              <w:rPr>
-                <w:rStyle w:val="Autres"/>
-                <w:rFonts w:eastAsia="Courier New" w:cs="Courier New" w:ascii="arial" w:hAnsi="arial"/>
-                <w:outline w:val="false"/>
-                <w:shadow w:val="false"/>
-                <w:color w:val="000000"/>
-                <w:kern w:val="0"/>
-                <w:sz w:val="20"/>
-                <w:szCs w:val="20"/>
-                <w:lang w:val="fr-FR" w:eastAsia="fr-FR" w:bidi="fr-FR"/>
-              </w:rPr>
-              <w:t>4</w:t>
-            </w:r>
-            <w:r>
-              <w:rPr>
-                <w:rStyle w:val="Autres"/>
-                <w:rFonts w:eastAsia="Courier New" w:cs="Courier New" w:ascii="arial" w:hAnsi="arial"/>
-                <w:outline w:val="false"/>
-                <w:shadow w:val="false"/>
-                <w:color w:val="000000"/>
-                <w:kern w:val="0"/>
-                <w:sz w:val="20"/>
-                <w:szCs w:val="20"/>
-                <w:lang w:val="fr-FR" w:eastAsia="fr-FR" w:bidi="fr-FR"/>
-              </w:rPr>
-              <w:t>_heure_arrivee}}</w:t>
+              <w:t>{{aller_4_heure_arrivee}}</w:t>
             </w:r>
           </w:p>
         </w:tc>
@@ -4018,35 +3828,7 @@
                 <w:szCs w:val="20"/>
                 <w:lang w:val="fr-FR" w:eastAsia="fr-FR" w:bidi="fr-FR"/>
               </w:rPr>
-              <w:t>{{aller_</w:t>
-            </w:r>
-            <w:r>
-              <w:rPr>
-                <w:rStyle w:val="Autres"/>
-                <w:rFonts w:eastAsia="Courier New" w:cs="Courier New" w:ascii="arial" w:hAnsi="arial"/>
-                <w:outline w:val="false"/>
-                <w:shadow w:val="false"/>
-                <w:color w:val="000000"/>
-                <w:kern w:val="0"/>
-                <w:sz w:val="20"/>
-                <w:szCs w:val="20"/>
-                <w:lang w:val="fr-FR" w:eastAsia="fr-FR" w:bidi="fr-FR"/>
-              </w:rPr>
-              <w:t>5</w:t>
-            </w:r>
-            <w:r>
-              <w:rPr>
-                <w:rStyle w:val="Autres"/>
-                <w:rFonts w:eastAsia="Courier New" w:cs="Courier New" w:ascii="arial" w:hAnsi="arial"/>
-                <w:outline w:val="false"/>
-                <w:shadow w:val="false"/>
-                <w:color w:val="000000"/>
-                <w:kern w:val="0"/>
-                <w:sz w:val="20"/>
-                <w:szCs w:val="20"/>
-                <w:lang w:val="fr-FR" w:eastAsia="fr-FR" w:bidi="fr-FR"/>
-              </w:rPr>
-              <w:t>_depart_ville}}</w:t>
+              <w:t>{{aller_5_depart_ville}}</w:t>
             </w:r>
           </w:p>
         </w:tc>
@@ -4099,35 +3881,7 @@
                 <w:szCs w:val="20"/>
                 <w:lang w:val="fr-FR" w:eastAsia="fr-FR" w:bidi="fr-FR"/>
               </w:rPr>
-              <w:t>{{aller_</w:t>
-            </w:r>
-            <w:r>
-              <w:rPr>
-                <w:rStyle w:val="Autres"/>
-                <w:rFonts w:eastAsia="Courier New" w:cs="Courier New" w:ascii="arial" w:hAnsi="arial"/>
-                <w:outline w:val="false"/>
-                <w:shadow w:val="false"/>
-                <w:color w:val="000000"/>
-                <w:kern w:val="0"/>
-                <w:sz w:val="20"/>
-                <w:szCs w:val="20"/>
-                <w:lang w:val="fr-FR" w:eastAsia="fr-FR" w:bidi="fr-FR"/>
-              </w:rPr>
-              <w:t>5</w:t>
-            </w:r>
-            <w:r>
-              <w:rPr>
-                <w:rStyle w:val="Autres"/>
-                <w:rFonts w:eastAsia="Courier New" w:cs="Courier New" w:ascii="arial" w:hAnsi="arial"/>
-                <w:outline w:val="false"/>
-                <w:shadow w:val="false"/>
-                <w:color w:val="000000"/>
-                <w:kern w:val="0"/>
-                <w:sz w:val="20"/>
-                <w:szCs w:val="20"/>
-                <w:lang w:val="fr-FR" w:eastAsia="fr-FR" w:bidi="fr-FR"/>
-              </w:rPr>
-              <w:t>_date_depart}}</w:t>
+              <w:t>{{aller_5_date_depart}}</w:t>
             </w:r>
           </w:p>
         </w:tc>
@@ -4180,35 +3934,7 @@
                 <w:szCs w:val="20"/>
                 <w:lang w:val="fr-FR" w:eastAsia="fr-FR" w:bidi="fr-FR"/>
               </w:rPr>
-              <w:t>{{aller_</w:t>
-            </w:r>
-            <w:r>
-              <w:rPr>
-                <w:rStyle w:val="Autres"/>
-                <w:rFonts w:eastAsia="Courier New" w:cs="Courier New" w:ascii="arial" w:hAnsi="arial"/>
-                <w:outline w:val="false"/>
-                <w:shadow w:val="false"/>
-                <w:color w:val="000000"/>
-                <w:kern w:val="0"/>
-                <w:sz w:val="20"/>
-                <w:szCs w:val="20"/>
-                <w:lang w:val="fr-FR" w:eastAsia="fr-FR" w:bidi="fr-FR"/>
-              </w:rPr>
-              <w:t>5</w:t>
-            </w:r>
-            <w:r>
-              <w:rPr>
-                <w:rStyle w:val="Autres"/>
-                <w:rFonts w:eastAsia="Courier New" w:cs="Courier New" w:ascii="arial" w:hAnsi="arial"/>
-                <w:outline w:val="false"/>
-                <w:shadow w:val="false"/>
-                <w:color w:val="000000"/>
-                <w:kern w:val="0"/>
-                <w:sz w:val="20"/>
-                <w:szCs w:val="20"/>
-                <w:lang w:val="fr-FR" w:eastAsia="fr-FR" w:bidi="fr-FR"/>
-              </w:rPr>
-              <w:t>_heure_depart}}</w:t>
+              <w:t>{{aller_5_heure_depart}}</w:t>
             </w:r>
           </w:p>
         </w:tc>
@@ -4261,35 +3987,7 @@
                 <w:szCs w:val="20"/>
                 <w:lang w:val="fr-FR" w:eastAsia="fr-FR" w:bidi="fr-FR"/>
               </w:rPr>
-              <w:t>{{aller_</w:t>
-            </w:r>
-            <w:r>
-              <w:rPr>
-                <w:rStyle w:val="Autres"/>
-                <w:rFonts w:eastAsia="Courier New" w:cs="Courier New" w:ascii="arial" w:hAnsi="arial"/>
-                <w:outline w:val="false"/>
-                <w:shadow w:val="false"/>
-                <w:color w:val="000000"/>
-                <w:kern w:val="0"/>
-                <w:sz w:val="20"/>
-                <w:szCs w:val="20"/>
-                <w:lang w:val="fr-FR" w:eastAsia="fr-FR" w:bidi="fr-FR"/>
-              </w:rPr>
-              <w:t>5</w:t>
-            </w:r>
-            <w:r>
-              <w:rPr>
-                <w:rStyle w:val="Autres"/>
-                <w:rFonts w:eastAsia="Courier New" w:cs="Courier New" w:ascii="arial" w:hAnsi="arial"/>
-                <w:outline w:val="false"/>
-                <w:shadow w:val="false"/>
-                <w:color w:val="000000"/>
-                <w:kern w:val="0"/>
-                <w:sz w:val="20"/>
-                <w:szCs w:val="20"/>
-                <w:lang w:val="fr-FR" w:eastAsia="fr-FR" w:bidi="fr-FR"/>
-              </w:rPr>
-              <w:t>_arrivee_ville}}</w:t>
+              <w:t>{{aller_5_arrivee_ville}}</w:t>
             </w:r>
           </w:p>
         </w:tc>
@@ -4342,35 +4040,7 @@
                 <w:szCs w:val="20"/>
                 <w:lang w:val="fr-FR" w:eastAsia="fr-FR" w:bidi="fr-FR"/>
               </w:rPr>
-              <w:t>{{aller_</w:t>
-            </w:r>
-            <w:r>
-              <w:rPr>
-                <w:rStyle w:val="Autres"/>
-                <w:rFonts w:eastAsia="Courier New" w:cs="Courier New" w:ascii="arial" w:hAnsi="arial"/>
-                <w:outline w:val="false"/>
-                <w:shadow w:val="false"/>
-                <w:color w:val="000000"/>
-                <w:kern w:val="0"/>
-                <w:sz w:val="20"/>
-                <w:szCs w:val="20"/>
-                <w:lang w:val="fr-FR" w:eastAsia="fr-FR" w:bidi="fr-FR"/>
-              </w:rPr>
-              <w:t>5</w:t>
-            </w:r>
-            <w:r>
-              <w:rPr>
-                <w:rStyle w:val="Autres"/>
-                <w:rFonts w:eastAsia="Courier New" w:cs="Courier New" w:ascii="arial" w:hAnsi="arial"/>
-                <w:outline w:val="false"/>
-                <w:shadow w:val="false"/>
-                <w:color w:val="000000"/>
-                <w:kern w:val="0"/>
-                <w:sz w:val="20"/>
-                <w:szCs w:val="20"/>
-                <w:lang w:val="fr-FR" w:eastAsia="fr-FR" w:bidi="fr-FR"/>
-              </w:rPr>
-              <w:t>_date_arrivee}}</w:t>
+              <w:t>{{aller_5_date_arrivee}}</w:t>
             </w:r>
           </w:p>
         </w:tc>
@@ -4424,35 +4094,7 @@
                 <w:szCs w:val="20"/>
                 <w:lang w:val="fr-FR" w:eastAsia="fr-FR" w:bidi="fr-FR"/>
               </w:rPr>
-              <w:t>{{aller_</w:t>
-            </w:r>
-            <w:r>
-              <w:rPr>
-                <w:rStyle w:val="Autres"/>
-                <w:rFonts w:eastAsia="Courier New" w:cs="Courier New" w:ascii="arial" w:hAnsi="arial"/>
-                <w:outline w:val="false"/>
-                <w:shadow w:val="false"/>
-                <w:color w:val="000000"/>
-                <w:kern w:val="0"/>
-                <w:sz w:val="20"/>
-                <w:szCs w:val="20"/>
-                <w:lang w:val="fr-FR" w:eastAsia="fr-FR" w:bidi="fr-FR"/>
-              </w:rPr>
-              <w:t>5</w:t>
-            </w:r>
-            <w:r>
-              <w:rPr>
-                <w:rStyle w:val="Autres"/>
-                <w:rFonts w:eastAsia="Courier New" w:cs="Courier New" w:ascii="arial" w:hAnsi="arial"/>
-                <w:outline w:val="false"/>
-                <w:shadow w:val="false"/>
-                <w:color w:val="000000"/>
-                <w:kern w:val="0"/>
-                <w:sz w:val="20"/>
-                <w:szCs w:val="20"/>
-                <w:lang w:val="fr-FR" w:eastAsia="fr-FR" w:bidi="fr-FR"/>
-              </w:rPr>
-              <w:t>_heure_arrivee}}</w:t>
+              <w:t>{{aller_5_heure_arrivee}}</w:t>
             </w:r>
           </w:p>
         </w:tc>
@@ -5641,47 +5283,7 @@
                 <w:u w:val="none"/>
                 <w:lang w:val="fr-FR" w:eastAsia="fr-FR" w:bidi="fr-FR"/>
               </w:rPr>
-              <w:t>{{retour_</w:t>
-            </w:r>
-            <w:r>
-              <w:rPr>
-                <w:rFonts w:eastAsia="Courier New" w:cs="Arial" w:ascii="arial" w:hAnsi="arial"/>
-                <w:b w:val="false"/>
-                <w:bCs w:val="false"/>
-                <w:i w:val="false"/>
-                <w:iCs w:val="false"/>
-                <w:strike w:val="false"/>
-                <w:dstrike w:val="false"/>
-                <w:outline w:val="false"/>
-                <w:shadow w:val="false"/>
-                <w:color w:val="000000"/>
-                <w:kern w:val="0"/>
-                <w:sz w:val="20"/>
-                <w:szCs w:val="20"/>
-                <w:u w:val="none"/>
-                <w:lang w:val="fr-FR" w:eastAsia="fr-FR" w:bidi="fr-FR"/>
-              </w:rPr>
-              <w:t>3</w:t>
-            </w:r>
-            <w:r>
-              <w:rPr>
-                <w:rFonts w:eastAsia="Courier New" w:cs="Arial" w:ascii="arial" w:hAnsi="arial"/>
-                <w:b w:val="false"/>
-                <w:bCs w:val="false"/>
-                <w:i w:val="false"/>
-                <w:iCs w:val="false"/>
-                <w:strike w:val="false"/>
-                <w:dstrike w:val="false"/>
-                <w:outline w:val="false"/>
-                <w:shadow w:val="false"/>
-                <w:color w:val="000000"/>
-                <w:kern w:val="0"/>
-                <w:sz w:val="20"/>
-                <w:szCs w:val="20"/>
-                <w:u w:val="none"/>
-                <w:lang w:val="fr-FR" w:eastAsia="fr-FR" w:bidi="fr-FR"/>
-              </w:rPr>
-              <w:t>_heure_depart}}</w:t>
+              <w:t>{{retour_3_heure_depart}}</w:t>
             </w:r>
           </w:p>
         </w:tc>
@@ -5860,47 +5462,7 @@
                 <w:u w:val="none"/>
                 <w:lang w:val="fr-FR" w:eastAsia="fr-FR" w:bidi="fr-FR"/>
               </w:rPr>
-              <w:t>{{retour_</w:t>
-            </w:r>
-            <w:r>
-              <w:rPr>
-                <w:rFonts w:eastAsia="Courier New" w:cs="Arial" w:ascii="arial" w:hAnsi="arial"/>
-                <w:b w:val="false"/>
-                <w:bCs w:val="false"/>
-                <w:i w:val="false"/>
-                <w:iCs w:val="false"/>
-                <w:strike w:val="false"/>
-                <w:dstrike w:val="false"/>
-                <w:outline w:val="false"/>
-                <w:shadow w:val="false"/>
-                <w:color w:val="000000"/>
-                <w:kern w:val="0"/>
-                <w:sz w:val="20"/>
-                <w:szCs w:val="20"/>
-                <w:u w:val="none"/>
-                <w:lang w:val="fr-FR" w:eastAsia="fr-FR" w:bidi="fr-FR"/>
-              </w:rPr>
-              <w:t>3</w:t>
-            </w:r>
-            <w:r>
-              <w:rPr>
-                <w:rFonts w:eastAsia="Courier New" w:cs="Arial" w:ascii="arial" w:hAnsi="arial"/>
-                <w:b w:val="false"/>
-                <w:bCs w:val="false"/>
-                <w:i w:val="false"/>
-                <w:iCs w:val="false"/>
-                <w:strike w:val="false"/>
-                <w:dstrike w:val="false"/>
-                <w:outline w:val="false"/>
-                <w:shadow w:val="false"/>
-                <w:color w:val="000000"/>
-                <w:kern w:val="0"/>
-                <w:sz w:val="20"/>
-                <w:szCs w:val="20"/>
-                <w:u w:val="none"/>
-                <w:lang w:val="fr-FR" w:eastAsia="fr-FR" w:bidi="fr-FR"/>
-              </w:rPr>
-              <w:t>_heure_arrivee}}</w:t>
+              <w:t>{{retour_3_heure_arrivee}}</w:t>
             </w:r>
           </w:p>
         </w:tc>
@@ -5966,47 +5528,7 @@
                 <w:u w:val="none"/>
                 <w:lang w:val="fr-FR" w:eastAsia="fr-FR" w:bidi="fr-FR"/>
               </w:rPr>
-              <w:t>{{retour_</w:t>
-            </w:r>
-            <w:r>
-              <w:rPr>
-                <w:rFonts w:eastAsia="Courier New" w:cs="Arial" w:ascii="arial" w:hAnsi="arial"/>
-                <w:b w:val="false"/>
-                <w:bCs w:val="false"/>
-                <w:i w:val="false"/>
-                <w:iCs w:val="false"/>
-                <w:strike w:val="false"/>
-                <w:dstrike w:val="false"/>
-                <w:outline w:val="false"/>
-                <w:shadow w:val="false"/>
-                <w:color w:val="000000"/>
-                <w:kern w:val="0"/>
-                <w:sz w:val="20"/>
-                <w:szCs w:val="20"/>
-                <w:u w:val="none"/>
-                <w:lang w:val="fr-FR" w:eastAsia="fr-FR" w:bidi="fr-FR"/>
-              </w:rPr>
-              <w:t>4</w:t>
-            </w:r>
-            <w:r>
-              <w:rPr>
-                <w:rFonts w:eastAsia="Courier New" w:cs="Arial" w:ascii="arial" w:hAnsi="arial"/>
-                <w:b w:val="false"/>
-                <w:bCs w:val="false"/>
-                <w:i w:val="false"/>
-                <w:iCs w:val="false"/>
-                <w:strike w:val="false"/>
-                <w:dstrike w:val="false"/>
-                <w:outline w:val="false"/>
-                <w:shadow w:val="false"/>
-                <w:color w:val="000000"/>
-                <w:kern w:val="0"/>
-                <w:sz w:val="20"/>
-                <w:szCs w:val="20"/>
-                <w:u w:val="none"/>
-                <w:lang w:val="fr-FR" w:eastAsia="fr-FR" w:bidi="fr-FR"/>
-              </w:rPr>
-              <w:t>_depart_ville}}</w:t>
+              <w:t>{{retour_4_depart_ville}}</w:t>
             </w:r>
           </w:p>
         </w:tc>
@@ -6066,49 +5588,7 @@
                 <w:u w:val="none"/>
                 <w:lang w:val="fr-FR" w:eastAsia="fr-FR" w:bidi="fr-FR"/>
               </w:rPr>
-              <w:t>{{retour_</w:t>
-            </w:r>
-            <w:r>
-              <w:rPr>
-                <w:rStyle w:val="PlaceholderText"/>
-                <w:rFonts w:eastAsia="Courier New" w:cs="Arial" w:ascii="arial" w:hAnsi="arial"/>
-                <w:b w:val="false"/>
-                <w:bCs w:val="false"/>
-                <w:i w:val="false"/>
-                <w:iCs w:val="false"/>
-                <w:strike w:val="false"/>
-                <w:dstrike w:val="false"/>
-                <w:outline w:val="false"/>
-                <w:shadow w:val="false"/>
-                <w:color w:val="000000"/>
-                <w:kern w:val="0"/>
-                <w:sz w:val="20"/>
-                <w:szCs w:val="20"/>
-                <w:u w:val="none"/>
-                <w:lang w:val="fr-FR" w:eastAsia="fr-FR" w:bidi="fr-FR"/>
-              </w:rPr>
-              <w:t>4</w:t>
-            </w:r>
-            <w:r>
-              <w:rPr>
-                <w:rStyle w:val="PlaceholderText"/>
-                <w:rFonts w:eastAsia="Courier New" w:cs="Arial" w:ascii="arial" w:hAnsi="arial"/>
-                <w:b w:val="false"/>
-                <w:bCs w:val="false"/>
-                <w:i w:val="false"/>
-                <w:iCs w:val="false"/>
-                <w:strike w:val="false"/>
-                <w:dstrike w:val="false"/>
-                <w:outline w:val="false"/>
-                <w:shadow w:val="false"/>
-                <w:color w:val="000000"/>
-                <w:kern w:val="0"/>
-                <w:sz w:val="20"/>
-                <w:szCs w:val="20"/>
-                <w:u w:val="none"/>
-                <w:lang w:val="fr-FR" w:eastAsia="fr-FR" w:bidi="fr-FR"/>
-              </w:rPr>
-              <w:t>_date_depart}}</w:t>
+              <w:t>{{retour_4_date_depart}}</w:t>
             </w:r>
           </w:p>
         </w:tc>
@@ -6169,47 +5649,7 @@
                 <w:u w:val="none"/>
                 <w:lang w:val="fr-FR" w:eastAsia="fr-FR" w:bidi="fr-FR"/>
               </w:rPr>
-              <w:t>{{retour_</w:t>
-            </w:r>
-            <w:r>
-              <w:rPr>
-                <w:rFonts w:eastAsia="Courier New" w:cs="Arial" w:ascii="arial" w:hAnsi="arial"/>
-                <w:b w:val="false"/>
-                <w:bCs w:val="false"/>
-                <w:i w:val="false"/>
-                <w:iCs w:val="false"/>
-                <w:strike w:val="false"/>
-                <w:dstrike w:val="false"/>
-                <w:outline w:val="false"/>
-                <w:shadow w:val="false"/>
-                <w:color w:val="000000"/>
-                <w:kern w:val="0"/>
-                <w:sz w:val="20"/>
-                <w:szCs w:val="20"/>
-                <w:u w:val="none"/>
-                <w:lang w:val="fr-FR" w:eastAsia="fr-FR" w:bidi="fr-FR"/>
-              </w:rPr>
-              <w:t>4</w:t>
-            </w:r>
-            <w:r>
-              <w:rPr>
-                <w:rFonts w:eastAsia="Courier New" w:cs="Arial" w:ascii="arial" w:hAnsi="arial"/>
-                <w:b w:val="false"/>
-                <w:bCs w:val="false"/>
-                <w:i w:val="false"/>
-                <w:iCs w:val="false"/>
-                <w:strike w:val="false"/>
-                <w:dstrike w:val="false"/>
-                <w:outline w:val="false"/>
-                <w:shadow w:val="false"/>
-                <w:color w:val="000000"/>
-                <w:kern w:val="0"/>
-                <w:sz w:val="20"/>
-                <w:szCs w:val="20"/>
-                <w:u w:val="none"/>
-                <w:lang w:val="fr-FR" w:eastAsia="fr-FR" w:bidi="fr-FR"/>
-              </w:rPr>
-              <w:t>_heure_depart}}</w:t>
+              <w:t>{{retour_4_heure_depart}}</w:t>
             </w:r>
           </w:p>
         </w:tc>
@@ -6270,47 +5710,7 @@
                 <w:u w:val="none"/>
                 <w:lang w:val="fr-FR" w:eastAsia="fr-FR" w:bidi="fr-FR"/>
               </w:rPr>
-              <w:t>{{retour_</w:t>
-            </w:r>
-            <w:r>
-              <w:rPr>
-                <w:rFonts w:eastAsia="Courier New" w:cs="Arial" w:ascii="arial" w:hAnsi="arial"/>
-                <w:b w:val="false"/>
-                <w:bCs w:val="false"/>
-                <w:i w:val="false"/>
-                <w:iCs w:val="false"/>
-                <w:strike w:val="false"/>
-                <w:dstrike w:val="false"/>
-                <w:outline w:val="false"/>
-                <w:shadow w:val="false"/>
-                <w:color w:val="000000"/>
-                <w:kern w:val="0"/>
-                <w:sz w:val="20"/>
-                <w:szCs w:val="20"/>
-                <w:u w:val="none"/>
-                <w:lang w:val="fr-FR" w:eastAsia="fr-FR" w:bidi="fr-FR"/>
-              </w:rPr>
-              <w:t>4</w:t>
-            </w:r>
-            <w:r>
-              <w:rPr>
-                <w:rFonts w:eastAsia="Courier New" w:cs="Arial" w:ascii="arial" w:hAnsi="arial"/>
-                <w:b w:val="false"/>
-                <w:bCs w:val="false"/>
-                <w:i w:val="false"/>
-                <w:iCs w:val="false"/>
-                <w:strike w:val="false"/>
-                <w:dstrike w:val="false"/>
-                <w:outline w:val="false"/>
-                <w:shadow w:val="false"/>
-                <w:color w:val="000000"/>
-                <w:kern w:val="0"/>
-                <w:sz w:val="20"/>
-                <w:szCs w:val="20"/>
-                <w:u w:val="none"/>
-                <w:lang w:val="fr-FR" w:eastAsia="fr-FR" w:bidi="fr-FR"/>
-              </w:rPr>
-              <w:t>_arrivee_ville}}</w:t>
+              <w:t>{{retour_4_arrivee_ville}}</w:t>
             </w:r>
           </w:p>
         </w:tc>
@@ -6370,49 +5770,7 @@
                 <w:u w:val="none"/>
                 <w:lang w:val="fr-FR" w:eastAsia="fr-FR" w:bidi="fr-FR"/>
               </w:rPr>
-              <w:t>{{retour_</w:t>
-            </w:r>
-            <w:r>
-              <w:rPr>
-                <w:rStyle w:val="PlaceholderText"/>
-                <w:rFonts w:eastAsia="Courier New" w:cs="Arial" w:ascii="arial" w:hAnsi="arial"/>
-                <w:b w:val="false"/>
-                <w:bCs w:val="false"/>
-                <w:i w:val="false"/>
-                <w:iCs w:val="false"/>
-                <w:strike w:val="false"/>
-                <w:dstrike w:val="false"/>
-                <w:outline w:val="false"/>
-                <w:shadow w:val="false"/>
-                <w:color w:val="000000"/>
-                <w:kern w:val="0"/>
-                <w:sz w:val="20"/>
-                <w:szCs w:val="20"/>
-                <w:u w:val="none"/>
-                <w:lang w:val="fr-FR" w:eastAsia="fr-FR" w:bidi="fr-FR"/>
-              </w:rPr>
-              <w:t>4</w:t>
-            </w:r>
-            <w:r>
-              <w:rPr>
-                <w:rStyle w:val="PlaceholderText"/>
-                <w:rFonts w:eastAsia="Courier New" w:cs="Arial" w:ascii="arial" w:hAnsi="arial"/>
-                <w:b w:val="false"/>
-                <w:bCs w:val="false"/>
-                <w:i w:val="false"/>
-                <w:iCs w:val="false"/>
-                <w:strike w:val="false"/>
-                <w:dstrike w:val="false"/>
-                <w:outline w:val="false"/>
-                <w:shadow w:val="false"/>
-                <w:color w:val="000000"/>
-                <w:kern w:val="0"/>
-                <w:sz w:val="20"/>
-                <w:szCs w:val="20"/>
-                <w:u w:val="none"/>
-                <w:lang w:val="fr-FR" w:eastAsia="fr-FR" w:bidi="fr-FR"/>
-              </w:rPr>
-              <w:t>_date_arrivee}}</w:t>
+              <w:t>{{retour_4_date_arrivee}}</w:t>
             </w:r>
           </w:p>
         </w:tc>
@@ -6474,47 +5832,7 @@
                 <w:u w:val="none"/>
                 <w:lang w:val="fr-FR" w:eastAsia="fr-FR" w:bidi="fr-FR"/>
               </w:rPr>
-              <w:t>{{retour_</w:t>
-            </w:r>
-            <w:r>
-              <w:rPr>
-                <w:rFonts w:eastAsia="Courier New" w:cs="Arial" w:ascii="arial" w:hAnsi="arial"/>
-                <w:b w:val="false"/>
-                <w:bCs w:val="false"/>
-                <w:i w:val="false"/>
-                <w:iCs w:val="false"/>
-                <w:strike w:val="false"/>
-                <w:dstrike w:val="false"/>
-                <w:outline w:val="false"/>
-                <w:shadow w:val="false"/>
-                <w:color w:val="000000"/>
-                <w:kern w:val="0"/>
-                <w:sz w:val="20"/>
-                <w:szCs w:val="20"/>
-                <w:u w:val="none"/>
-                <w:lang w:val="fr-FR" w:eastAsia="fr-FR" w:bidi="fr-FR"/>
-              </w:rPr>
-              <w:t>4</w:t>
-            </w:r>
-            <w:r>
-              <w:rPr>
-                <w:rFonts w:eastAsia="Courier New" w:cs="Arial" w:ascii="arial" w:hAnsi="arial"/>
-                <w:b w:val="false"/>
-                <w:bCs w:val="false"/>
-                <w:i w:val="false"/>
-                <w:iCs w:val="false"/>
-                <w:strike w:val="false"/>
-                <w:dstrike w:val="false"/>
-                <w:outline w:val="false"/>
-                <w:shadow w:val="false"/>
-                <w:color w:val="000000"/>
-                <w:kern w:val="0"/>
-                <w:sz w:val="20"/>
-                <w:szCs w:val="20"/>
-                <w:u w:val="none"/>
-                <w:lang w:val="fr-FR" w:eastAsia="fr-FR" w:bidi="fr-FR"/>
-              </w:rPr>
-              <w:t>_heure_arrivee}}</w:t>
+              <w:t>{{retour_4_heure_arrivee}}</w:t>
             </w:r>
           </w:p>
         </w:tc>
@@ -6580,47 +5898,7 @@
                 <w:u w:val="none"/>
                 <w:lang w:val="fr-FR" w:eastAsia="fr-FR" w:bidi="fr-FR"/>
               </w:rPr>
-              <w:t>{{retour_</w:t>
-            </w:r>
-            <w:r>
-              <w:rPr>
-                <w:rFonts w:eastAsia="Courier New" w:cs="Arial" w:ascii="arial" w:hAnsi="arial"/>
-                <w:b w:val="false"/>
-                <w:bCs w:val="false"/>
-                <w:i w:val="false"/>
-                <w:iCs w:val="false"/>
-                <w:strike w:val="false"/>
-                <w:dstrike w:val="false"/>
-                <w:outline w:val="false"/>
-                <w:shadow w:val="false"/>
-                <w:color w:val="000000"/>
-                <w:kern w:val="0"/>
-                <w:sz w:val="20"/>
-                <w:szCs w:val="20"/>
-                <w:u w:val="none"/>
-                <w:lang w:val="fr-FR" w:eastAsia="fr-FR" w:bidi="fr-FR"/>
-              </w:rPr>
-              <w:t>5</w:t>
-            </w:r>
-            <w:r>
-              <w:rPr>
-                <w:rFonts w:eastAsia="Courier New" w:cs="Arial" w:ascii="arial" w:hAnsi="arial"/>
-                <w:b w:val="false"/>
-                <w:bCs w:val="false"/>
-                <w:i w:val="false"/>
-                <w:iCs w:val="false"/>
-                <w:strike w:val="false"/>
-                <w:dstrike w:val="false"/>
-                <w:outline w:val="false"/>
-                <w:shadow w:val="false"/>
-                <w:color w:val="000000"/>
-                <w:kern w:val="0"/>
-                <w:sz w:val="20"/>
-                <w:szCs w:val="20"/>
-                <w:u w:val="none"/>
-                <w:lang w:val="fr-FR" w:eastAsia="fr-FR" w:bidi="fr-FR"/>
-              </w:rPr>
-              <w:t>_depart_ville}}</w:t>
+              <w:t>{{retour_5_depart_ville}}</w:t>
             </w:r>
           </w:p>
         </w:tc>
@@ -6680,49 +5958,7 @@
                 <w:u w:val="none"/>
                 <w:lang w:val="fr-FR" w:eastAsia="fr-FR" w:bidi="fr-FR"/>
               </w:rPr>
-              <w:t>{{retour_</w:t>
-            </w:r>
-            <w:r>
-              <w:rPr>
-                <w:rStyle w:val="PlaceholderText"/>
-                <w:rFonts w:eastAsia="Courier New" w:cs="Arial" w:ascii="arial" w:hAnsi="arial"/>
-                <w:b w:val="false"/>
-                <w:bCs w:val="false"/>
-                <w:i w:val="false"/>
-                <w:iCs w:val="false"/>
-                <w:strike w:val="false"/>
-                <w:dstrike w:val="false"/>
-                <w:outline w:val="false"/>
-                <w:shadow w:val="false"/>
-                <w:color w:val="000000"/>
-                <w:kern w:val="0"/>
-                <w:sz w:val="20"/>
-                <w:szCs w:val="20"/>
-                <w:u w:val="none"/>
-                <w:lang w:val="fr-FR" w:eastAsia="fr-FR" w:bidi="fr-FR"/>
-              </w:rPr>
-              <w:t>5</w:t>
-            </w:r>
-            <w:r>
-              <w:rPr>
-                <w:rStyle w:val="PlaceholderText"/>
-                <w:rFonts w:eastAsia="Courier New" w:cs="Arial" w:ascii="arial" w:hAnsi="arial"/>
-                <w:b w:val="false"/>
-                <w:bCs w:val="false"/>
-                <w:i w:val="false"/>
-                <w:iCs w:val="false"/>
-                <w:strike w:val="false"/>
-                <w:dstrike w:val="false"/>
-                <w:outline w:val="false"/>
-                <w:shadow w:val="false"/>
-                <w:color w:val="000000"/>
-                <w:kern w:val="0"/>
-                <w:sz w:val="20"/>
-                <w:szCs w:val="20"/>
-                <w:u w:val="none"/>
-                <w:lang w:val="fr-FR" w:eastAsia="fr-FR" w:bidi="fr-FR"/>
-              </w:rPr>
-              <w:t>_date_depart}}</w:t>
+              <w:t>{{retour_5_date_depart}}</w:t>
             </w:r>
           </w:p>
         </w:tc>
@@ -6783,47 +6019,7 @@
                 <w:u w:val="none"/>
                 <w:lang w:val="fr-FR" w:eastAsia="fr-FR" w:bidi="fr-FR"/>
               </w:rPr>
-              <w:t>{{retour_</w:t>
-            </w:r>
-            <w:r>
-              <w:rPr>
-                <w:rFonts w:eastAsia="Courier New" w:cs="Arial" w:ascii="arial" w:hAnsi="arial"/>
-                <w:b w:val="false"/>
-                <w:bCs w:val="false"/>
-                <w:i w:val="false"/>
-                <w:iCs w:val="false"/>
-                <w:strike w:val="false"/>
-                <w:dstrike w:val="false"/>
-                <w:outline w:val="false"/>
-                <w:shadow w:val="false"/>
-                <w:color w:val="000000"/>
-                <w:kern w:val="0"/>
-                <w:sz w:val="20"/>
-                <w:szCs w:val="20"/>
-                <w:u w:val="none"/>
-                <w:lang w:val="fr-FR" w:eastAsia="fr-FR" w:bidi="fr-FR"/>
-              </w:rPr>
-              <w:t>5</w:t>
-            </w:r>
-            <w:r>
-              <w:rPr>
-                <w:rFonts w:eastAsia="Courier New" w:cs="Arial" w:ascii="arial" w:hAnsi="arial"/>
-                <w:b w:val="false"/>
-                <w:bCs w:val="false"/>
-                <w:i w:val="false"/>
-                <w:iCs w:val="false"/>
-                <w:strike w:val="false"/>
-                <w:dstrike w:val="false"/>
-                <w:outline w:val="false"/>
-                <w:shadow w:val="false"/>
-                <w:color w:val="000000"/>
-                <w:kern w:val="0"/>
-                <w:sz w:val="20"/>
-                <w:szCs w:val="20"/>
-                <w:u w:val="none"/>
-                <w:lang w:val="fr-FR" w:eastAsia="fr-FR" w:bidi="fr-FR"/>
-              </w:rPr>
-              <w:t>_heure_depart}}</w:t>
+              <w:t>{{retour_5_heure_depart}}</w:t>
             </w:r>
           </w:p>
         </w:tc>
@@ -6884,47 +6080,7 @@
                 <w:u w:val="none"/>
                 <w:lang w:val="fr-FR" w:eastAsia="fr-FR" w:bidi="fr-FR"/>
               </w:rPr>
-              <w:t>{{retour_</w:t>
-            </w:r>
-            <w:r>
-              <w:rPr>
-                <w:rFonts w:eastAsia="Courier New" w:cs="Arial" w:ascii="arial" w:hAnsi="arial"/>
-                <w:b w:val="false"/>
-                <w:bCs w:val="false"/>
-                <w:i w:val="false"/>
-                <w:iCs w:val="false"/>
-                <w:strike w:val="false"/>
-                <w:dstrike w:val="false"/>
-                <w:outline w:val="false"/>
-                <w:shadow w:val="false"/>
-                <w:color w:val="000000"/>
-                <w:kern w:val="0"/>
-                <w:sz w:val="20"/>
-                <w:szCs w:val="20"/>
-                <w:u w:val="none"/>
-                <w:lang w:val="fr-FR" w:eastAsia="fr-FR" w:bidi="fr-FR"/>
-              </w:rPr>
-              <w:t>5</w:t>
-            </w:r>
-            <w:r>
-              <w:rPr>
-                <w:rFonts w:eastAsia="Courier New" w:cs="Arial" w:ascii="arial" w:hAnsi="arial"/>
-                <w:b w:val="false"/>
-                <w:bCs w:val="false"/>
-                <w:i w:val="false"/>
-                <w:iCs w:val="false"/>
-                <w:strike w:val="false"/>
-                <w:dstrike w:val="false"/>
-                <w:outline w:val="false"/>
-                <w:shadow w:val="false"/>
-                <w:color w:val="000000"/>
-                <w:kern w:val="0"/>
-                <w:sz w:val="20"/>
-                <w:szCs w:val="20"/>
-                <w:u w:val="none"/>
-                <w:lang w:val="fr-FR" w:eastAsia="fr-FR" w:bidi="fr-FR"/>
-              </w:rPr>
-              <w:t>_arrivee_ville}}</w:t>
+              <w:t>{{retour_5_arrivee_ville}}</w:t>
             </w:r>
           </w:p>
         </w:tc>
@@ -6984,49 +6140,7 @@
                 <w:u w:val="none"/>
                 <w:lang w:val="fr-FR" w:eastAsia="fr-FR" w:bidi="fr-FR"/>
               </w:rPr>
-              <w:t>{{retour_</w:t>
-            </w:r>
-            <w:r>
-              <w:rPr>
-                <w:rStyle w:val="PlaceholderText"/>
-                <w:rFonts w:eastAsia="Courier New" w:cs="Arial" w:ascii="arial" w:hAnsi="arial"/>
-                <w:b w:val="false"/>
-                <w:bCs w:val="false"/>
-                <w:i w:val="false"/>
-                <w:iCs w:val="false"/>
-                <w:strike w:val="false"/>
-                <w:dstrike w:val="false"/>
-                <w:outline w:val="false"/>
-                <w:shadow w:val="false"/>
-                <w:color w:val="000000"/>
-                <w:kern w:val="0"/>
-                <w:sz w:val="20"/>
-                <w:szCs w:val="20"/>
-                <w:u w:val="none"/>
-                <w:lang w:val="fr-FR" w:eastAsia="fr-FR" w:bidi="fr-FR"/>
-              </w:rPr>
-              <w:t>5</w:t>
-            </w:r>
-            <w:r>
-              <w:rPr>
-                <w:rStyle w:val="PlaceholderText"/>
-                <w:rFonts w:eastAsia="Courier New" w:cs="Arial" w:ascii="arial" w:hAnsi="arial"/>
-                <w:b w:val="false"/>
-                <w:bCs w:val="false"/>
-                <w:i w:val="false"/>
-                <w:iCs w:val="false"/>
-                <w:strike w:val="false"/>
-                <w:dstrike w:val="false"/>
-                <w:outline w:val="false"/>
-                <w:shadow w:val="false"/>
-                <w:color w:val="000000"/>
-                <w:kern w:val="0"/>
-                <w:sz w:val="20"/>
-                <w:szCs w:val="20"/>
-                <w:u w:val="none"/>
-                <w:lang w:val="fr-FR" w:eastAsia="fr-FR" w:bidi="fr-FR"/>
-              </w:rPr>
-              <w:t>_date_arrivee}}</w:t>
+              <w:t>{{retour_5_date_arrivee}}</w:t>
             </w:r>
           </w:p>
         </w:tc>
@@ -7088,47 +6202,7 @@
                 <w:u w:val="none"/>
                 <w:lang w:val="fr-FR" w:eastAsia="fr-FR" w:bidi="fr-FR"/>
               </w:rPr>
-              <w:t>{{retour_</w:t>
-            </w:r>
-            <w:r>
-              <w:rPr>
-                <w:rFonts w:eastAsia="Courier New" w:cs="Arial" w:ascii="arial" w:hAnsi="arial"/>
-                <w:b w:val="false"/>
-                <w:bCs w:val="false"/>
-                <w:i w:val="false"/>
-                <w:iCs w:val="false"/>
-                <w:strike w:val="false"/>
-                <w:dstrike w:val="false"/>
-                <w:outline w:val="false"/>
-                <w:shadow w:val="false"/>
-                <w:color w:val="000000"/>
-                <w:kern w:val="0"/>
-                <w:sz w:val="20"/>
-                <w:szCs w:val="20"/>
-                <w:u w:val="none"/>
-                <w:lang w:val="fr-FR" w:eastAsia="fr-FR" w:bidi="fr-FR"/>
-              </w:rPr>
-              <w:t>5</w:t>
-            </w:r>
-            <w:r>
-              <w:rPr>
-                <w:rFonts w:eastAsia="Courier New" w:cs="Arial" w:ascii="arial" w:hAnsi="arial"/>
-                <w:b w:val="false"/>
-                <w:bCs w:val="false"/>
-                <w:i w:val="false"/>
-                <w:iCs w:val="false"/>
-                <w:strike w:val="false"/>
-                <w:dstrike w:val="false"/>
-                <w:outline w:val="false"/>
-                <w:shadow w:val="false"/>
-                <w:color w:val="000000"/>
-                <w:kern w:val="0"/>
-                <w:sz w:val="20"/>
-                <w:szCs w:val="20"/>
-                <w:u w:val="none"/>
-                <w:lang w:val="fr-FR" w:eastAsia="fr-FR" w:bidi="fr-FR"/>
-              </w:rPr>
-              <w:t>_heure_arrivee}}</w:t>
+              <w:t>{{retour_5_heure_arrivee}}</w:t>
             </w:r>
           </w:p>
         </w:tc>
@@ -9078,12 +8152,6 @@
         </w:rPr>
         <w:t xml:space="preserve">Type de véhicule (personnel, location ou co-voiturage) : </w:t>
       </w:r>
-      <w:r>
-        <w:rPr>
-          <w:rStyle w:val="PlaceholderText"/>
-        </w:rPr>
-        <w:t>Cliquez ou appuyez ici pour entrer du texte.</w:t>
-      </w:r>
     </w:p>
     <w:p>
       <w:pPr>
@@ -9106,12 +8174,6 @@
         </w:rPr>
         <w:t xml:space="preserve">Motif d'utilisation (matériel encombrant, destination hors réseau de transport) : </w:t>
       </w:r>
-      <w:r>
-        <w:rPr>
-          <w:rStyle w:val="PlaceholderText"/>
-        </w:rPr>
-        <w:t>Cliquez ou appuyez ici pour entrer du texte.</w:t>
-      </w:r>
     </w:p>
     <w:p>
       <w:pPr>
@@ -9133,12 +8195,6 @@
           <w:rStyle w:val="Texteducorps"/>
         </w:rPr>
         <w:t xml:space="preserve">Kilométrage prévu :  </w:t>
-      </w:r>
-      <w:r>
-        <w:rPr>
-          <w:rStyle w:val="PlaceholderText"/>
-        </w:rPr>
-        <w:t>Cliquez ou appuyez ici pour entrer du texte.</w:t>
       </w:r>
     </w:p>
     <w:p>
@@ -9178,19 +8234,15 @@
         <w:spacing w:lineRule="auto" w:line="360" w:before="0" w:after="0"/>
         <w:ind w:left="1800" w:right="0" w:hanging="0"/>
         <w:jc w:val="both"/>
-        <w:rPr/>
+        <w:rPr>
+          <w:rStyle w:val="PlaceholderText"/>
+        </w:rPr>
       </w:pPr>
       <w:r>
         <w:rPr>
           <w:rStyle w:val="Texteducorps"/>
         </w:rPr>
         <w:t xml:space="preserve">Immatriculation : </w:t>
-      </w:r>
-      <w:r>
-        <w:rPr>
-          <w:rStyle w:val="PlaceholderText"/>
-        </w:rPr>
-        <w:t>Cliquez ou appuyez ici pour entrer du texte.</w:t>
       </w:r>
     </w:p>
     <w:p>
@@ -13043,7 +12095,7 @@
     <w:pPr>
       <w:widowControl w:val="false"/>
       <w:suppressAutoHyphens w:val="true"/>
-      <w:overflowPunct w:val="true"/>
+      <w:overflowPunct w:val="false"/>
       <w:bidi w:val="0"/>
       <w:spacing w:before="0" w:after="0"/>
       <w:jc w:val="left"/>
